--- a/hub/files/Case4.docx
+++ b/hub/files/Case4.docx
@@ -7,7 +7,7 @@
         <w:pStyle w:val="Heading1"/>
       </w:pPr>
       <w:r>
-        <w:t>Case 4 — Red Lion (Data Collection)</w:t>
+        <w:t>Case 4 — Survey Question</w:t>
       </w:r>
     </w:p>
     <w:tbl>
@@ -57,7 +57,7 @@
                 <w:b/>
                 <w:sz w:val="19"/>
               </w:rPr>
-              <w:t>Participation component — presenting team (Team 4) scored on the rubric below; every team submits the filled worksheet</w:t>
+              <w:t>Participation component — presenting team (Team 3) scored on the rubric below; every team submits the filled worksheet</w:t>
             </w:r>
           </w:p>
         </w:tc>
@@ -95,7 +95,7 @@
               <w:rPr>
                 <w:sz w:val="19"/>
               </w:rPr>
-              <w:t>Wed Oct 14, start of class (worksheet, all teams); Team 4 presents in class that day</w:t>
+              <w:t>Wed Sep 30, start of class (worksheet, all teams); Team 3 presents in class (Zoom) that day</w:t>
             </w:r>
           </w:p>
         </w:tc>
@@ -171,7 +171,7 @@
               <w:rPr>
                 <w:sz w:val="19"/>
               </w:rPr>
-              <w:t>Canvas — this doc's worksheet filled (one PDF per team); Team 4 also uploads slides before class</w:t>
+              <w:t>Canvas — this doc's worksheet filled (one PDF per team); Team 3 also uploads slides before class</w:t>
             </w:r>
           </w:p>
         </w:tc>
@@ -186,25 +186,34 @@
         <w:t>Where this fits:</w:t>
       </w:r>
       <w:r>
-        <w:t xml:space="preserve"> Lecture — Week 8 Monday, </w:t>
+        <w:t xml:space="preserve"> Lecture — Week 6 Monday, </w:t>
       </w:r>
       <w:r>
         <w:rPr>
           <w:i/>
         </w:rPr>
-        <w:t>Descriptives + the data analysis plan</w:t>
+        <w:t>Questionnaire design + measurement</w:t>
       </w:r>
       <w:r>
-        <w:t xml:space="preserve"> (watch the assigned pre-watch recording first) → Practice — Summit Point round </w:t>
+        <w:t xml:space="preserve"> (watch the assigned pre-watch recordings first) → Practice — Summit Point round </w:t>
       </w:r>
       <w:r>
         <w:rPr>
           <w:b/>
         </w:rPr>
-        <w:t>r10</w:t>
+        <w:t>r08</w:t>
       </w:r>
       <w:r>
-        <w:t>'s fielding-QA block → Now the case: your own PA5.5 data collection is live this week, so every trade-off Mr. Campion faces — coverage, cost, self-selection, incentives — is one your team is managing right now.</w:t>
+        <w:t xml:space="preserve"> </w:t>
+      </w:r>
+      <w:r>
+        <w:rPr>
+          <w:i/>
+        </w:rPr>
+        <w:t>Create a Survey</w:t>
+      </w:r>
+      <w:r>
+        <w:t xml:space="preserve"> → Now the case: it presents in the RQ→Item Map clinic, the same week your team drafts PA4's questionnaire — the trade-offs here are the ones you're about to make yourselves.</w:t>
       </w:r>
     </w:p>
     <w:p>
@@ -217,7 +226,16 @@
     </w:p>
     <w:p>
       <w:r>
-        <w:t>The Red Lion, a 13-pub English chain on the east coast, has outgrown its founder's personal quality control. Mr. Campion is weighing four ways to monitor food and service quality across the chain. Your team assesses the merits of each data-collection mechanism — who responds, what it costs, what it can detect — and recommends one (or a combination, or none).</w:t>
+        <w:t xml:space="preserve">The Grand Seaside Resort is losing repeat customers to a newer rival, and its Director of Customer Relations wants a checkout satisfaction survey. Three candidate question formats are on the table. Your team weighs the advantages and disadvantages of each, identifies each option's </w:t>
+      </w:r>
+      <w:r>
+        <w:rPr>
+          <w:b/>
+        </w:rPr>
+        <w:t>level of measurement</w:t>
+      </w:r>
+      <w:r>
+        <w:t xml:space="preserve"> (nominal, ordinal, interval, ratio), and recommends one.</w:t>
       </w:r>
     </w:p>
     <w:p>
@@ -233,7 +251,7 @@
         <w:pStyle w:val="ListNumber"/>
       </w:pPr>
       <w:r>
-        <w:t>Read the case (Appendix A) individually, then discuss as a team before consulting AI.</w:t>
+        <w:t>Read the case and the three options (Appendix A) individually, then discuss as a team before consulting AI.</w:t>
       </w:r>
     </w:p>
     <w:p>
@@ -241,16 +259,34 @@
         <w:pStyle w:val="ListNumber"/>
       </w:pPr>
       <w:r>
-        <w:t xml:space="preserve">For each alternative, ask: </w:t>
+        <w:t xml:space="preserve">For each option, list its </w:t>
       </w:r>
       <w:r>
         <w:rPr>
           <w:b/>
         </w:rPr>
-        <w:t>who actually ends up in the data</w:t>
+        <w:t>advantages</w:t>
       </w:r>
       <w:r>
-        <w:t xml:space="preserve"> (self-selected complainers? intercepted exiters? deal-seekers?), and how that shapes what Campion sees.</w:t>
+        <w:t xml:space="preserve"> and </w:t>
+      </w:r>
+      <w:r>
+        <w:rPr>
+          <w:b/>
+        </w:rPr>
+        <w:t>disadvantages</w:t>
+      </w:r>
+      <w:r>
+        <w:t xml:space="preserve"> — think about what the manager can </w:t>
+      </w:r>
+      <w:r>
+        <w:rPr>
+          <w:i/>
+        </w:rPr>
+        <w:t>do</w:t>
+      </w:r>
+      <w:r>
+        <w:t xml:space="preserve"> with the answers, not just how easy they are to collect.</w:t>
       </w:r>
     </w:p>
     <w:p>
@@ -258,16 +294,16 @@
         <w:pStyle w:val="ListNumber"/>
       </w:pPr>
       <w:r>
-        <w:t xml:space="preserve">Weigh </w:t>
+        <w:t xml:space="preserve">Identify each option's </w:t>
       </w:r>
       <w:r>
         <w:rPr>
           <w:b/>
         </w:rPr>
-        <w:t>cost and continuity</w:t>
+        <w:t>level of measurement</w:t>
       </w:r>
       <w:r>
-        <w:t xml:space="preserve"> — quality monitoring is ongoing, not a one-shot study.</w:t>
+        <w:t xml:space="preserve"> and state the reasoning (what do the numbers mean; is there a true zero?).</w:t>
       </w:r>
     </w:p>
     <w:p>
@@ -275,16 +311,7 @@
         <w:pStyle w:val="ListNumber"/>
       </w:pPr>
       <w:r>
-        <w:t xml:space="preserve">Assess what each mechanism can and cannot </w:t>
-      </w:r>
-      <w:r>
-        <w:rPr>
-          <w:b/>
-        </w:rPr>
-        <w:t>detect</w:t>
-      </w:r>
-      <w:r>
-        <w:t xml:space="preserve"> (a slipping kitchen? a rude server? a slow decline in ambience?).</w:t>
+        <w:t>Connect measurement level to analysis: what statistics does each option permit (percentages only? means? ratios?).</w:t>
       </w:r>
     </w:p>
     <w:p>
@@ -301,7 +328,7 @@
         <w:t>recommendation</w:t>
       </w:r>
       <w:r>
-        <w:t xml:space="preserve"> — one alternative, a combination, or something better — and defend it against the strongest rival.</w:t>
+        <w:t xml:space="preserve"> for Rachel Griggs and defend it against the runner-up.</w:t>
       </w:r>
     </w:p>
     <w:p>
@@ -315,10 +342,10 @@
         <w:rPr>
           <w:b/>
         </w:rPr>
-        <w:t>Team 4:</w:t>
+        <w:t>Team 3 (presenters):</w:t>
       </w:r>
       <w:r>
-        <w:t xml:space="preserve"> build slides that teach the class the selection-bias logic behind each option — 10–15 minutes, professor-role.</w:t>
+        <w:t xml:space="preserve"> watch the prior team's recording, then build a presentation that beats it — re-teach the format trade-offs and level-of-measurement calls better, critique the prior presentation, and run an interactive level-of-measurement exercise.</w:t>
       </w:r>
     </w:p>
     <w:p>
@@ -354,7 +381,7 @@
         <w:t xml:space="preserve">☐  </w:t>
       </w:r>
       <w:r>
-        <w:t>Slides — Team 4 only, uploaded before class</w:t>
+        <w:t>Slides — Team 3 only, uploaded before class</w:t>
       </w:r>
     </w:p>
     <w:p>
@@ -377,6 +404,44 @@
       </w:pPr>
       <w:r>
         <w:t>How you'll be graded</w:t>
+      </w:r>
+    </w:p>
+    <w:p>
+      <w:r>
+        <w:rPr>
+          <w:b/>
+        </w:rPr>
+        <w:t>The benchmark (Team 3):</w:t>
+      </w:r>
+      <w:r>
+        <w:t xml:space="preserve"> the prior semester's recorded presentation of this case is posted on Canvas — your job is to beat it: (1) re-teach at least one key concept </w:t>
+      </w:r>
+      <w:r>
+        <w:rPr>
+          <w:b/>
+        </w:rPr>
+        <w:t>better</w:t>
+      </w:r>
+      <w:r>
+        <w:t xml:space="preserve"> than the recording, (2) critique the prior presentation — what worked, what misled, what was missed — and (3) run an </w:t>
+      </w:r>
+      <w:r>
+        <w:rPr>
+          <w:b/>
+        </w:rPr>
+        <w:t>original interactive exercise</w:t>
+      </w:r>
+      <w:r>
+        <w:t xml:space="preserve"> with the class. </w:t>
+      </w:r>
+      <w:r>
+        <w:rPr>
+          <w:b/>
+        </w:rPr>
+        <w:t>20-minute block: 15 min presentation + 5 min Q&amp;A.</w:t>
+      </w:r>
+      <w:r>
+        <w:t xml:space="preserve"> If no prior recording exists for this case, the instructor's Case-1 demo is the benchmark.</w:t>
       </w:r>
     </w:p>
     <w:p>
@@ -508,20 +573,7 @@
               <w:rPr>
                 <w:sz w:val="19"/>
               </w:rPr>
-              <w:t xml:space="preserve">Each alternative analyzed for </w:t>
-            </w:r>
-            <w:r>
-              <w:rPr>
-                <w:i/>
-                <w:sz w:val="19"/>
-              </w:rPr>
-              <w:t>who selects into it</w:t>
-            </w:r>
-            <w:r>
-              <w:rPr>
-                <w:sz w:val="19"/>
-              </w:rPr>
-              <w:t>, not just convenience; recommendation fits an ongoing quality-monitoring purpose and is defended against the strongest rival</w:t>
+              <w:t>Advantages/disadvantages tied to what the manager can act on (diagnosticity, respondent burden, analyzability); recommendation defended against the runner-up, not just asserted</w:t>
             </w:r>
           </w:p>
         </w:tc>
@@ -577,7 +629,7 @@
               <w:rPr>
                 <w:sz w:val="19"/>
               </w:rPr>
-              <w:t>Self-selection, coverage, nonresponse, and incentive bias named and applied correctly; social-media reviews recognized as data with extreme-experience skew, not dismissed or embraced wholesale</w:t>
+              <w:t>Levels of measurement correctly identified with reasoning about the number properties (order, equal intervals, true zero) — and the analysis each level permits stated correctly</w:t>
             </w:r>
           </w:p>
         </w:tc>
@@ -597,7 +649,7 @@
               <w:rPr>
                 <w:sz w:val="19"/>
               </w:rPr>
-              <w:t>Teaching the class</w:t>
+              <w:t>Beat the benchmark: re-teach &amp; critique</w:t>
             </w:r>
           </w:p>
         </w:tc>
@@ -633,7 +685,7 @@
               <w:rPr>
                 <w:sz w:val="19"/>
               </w:rPr>
-              <w:t>Presentation teaches the class how response mechanisms filter the data before analysis begins, with a discussion question for the class</w:t>
+              <w:t>The why behind each level call taught measurably better than the prior recording; the critique names specifics, not vibes</w:t>
             </w:r>
           </w:p>
         </w:tc>
@@ -653,7 +705,7 @@
               <w:rPr>
                 <w:sz w:val="19"/>
               </w:rPr>
-              <w:t>Slides &amp; delivery</w:t>
+              <w:t>Interactive exercise &amp; delivery</w:t>
             </w:r>
           </w:p>
         </w:tc>
@@ -689,7 +741,7 @@
               <w:rPr>
                 <w:sz w:val="19"/>
               </w:rPr>
-              <w:t>10–15 minutes, clear slides, professor-role — teaching the case, not reading it</w:t>
+              <w:t>Original exercise that makes the class apply the skill; 15 min + 5 Q&amp;A, clear slides, run to time</w:t>
             </w:r>
           </w:p>
         </w:tc>
@@ -811,73 +863,54 @@
     </w:p>
     <w:p>
       <w:r>
-        <w:t>The Red Lion, Ltd., is a chain of 13 bar-restaurants located in seven major cities on the east coast. The original Red Lion was opened in 2003 by Albert Campion, an English expatriate. The chain is modeled after the typical English pub. Much of the equipment and furnishings have been collected from actual pubs throughout the British Isles. The Red Lion sells typical English dishes such as fish and chips and kidney pie, as well as a variety of sandwiches and a selection of American and English beers. In addition, Mr. Campion claims to have the largest collection of Scotch whiskeys outside of the British Isles.</w:t>
+        <w:t xml:space="preserve">When the Grand Seaside Resort was built seven years ago, it was the most upscale and elegant resort hotel in Pensacola, Florida. Two years ago, a new resort opened nearby, and occupancy rates at the Grand Seaside began to decline. Rachel Griggs, Director of Customer Relations, analyzed hotel records and discovered that in the last two years the number of repeat customers was down. To increase repeat business, she decided to implement a customer satisfaction assessment program: upon checkout, all customers would be asked to complete a short survey about their stay. Below are three different questions that could be used. Which one should Rachel Griggs use? Be prepared to discuss the advantages and disadvantages of each option. The manager also wants to know the </w:t>
+      </w:r>
+      <w:r>
+        <w:rPr>
+          <w:b/>
+        </w:rPr>
+        <w:t>level of measurement</w:t>
+      </w:r>
+      <w:r>
+        <w:t xml:space="preserve"> (nominal, ordinal, interval, ratio) for each option.</w:t>
       </w:r>
     </w:p>
     <w:p>
       <w:r>
-        <w:t>Mr. Campion feels that "the key to the successful operation of a pub is the maintenance of a friendly, intimate ambience." He would like to personally oversee the operation of each pub, but that has become impossible as the chain has grown. Because of this, Mr. Campion has invested in hiring top-quality managers, most of whom are from England. Despite the care Mr. Campion has taken, he still feels that he needs some mechanism to ensure that the food and service are of a consistently high quality. To this end, he is considering these alternatives:</w:t>
+        <w:rPr>
+          <w:b/>
+        </w:rPr>
+        <w:t>Option 1.</w:t>
+      </w:r>
+      <w:r>
+        <w:t xml:space="preserve"> "Please think of all the things you are satisfied with and all the things you are dissatisfied with about your stay at the Grand Seaside Resort. Where would you rate yourself on the scale below?" — a percentage scale from 100% (completely satisfied) through 50% (about half satisfied) to 0% (not at all satisfied), in steps of 10%.</w:t>
       </w:r>
     </w:p>
     <w:p>
-      <w:pPr>
-        <w:pStyle w:val="ListBullet"/>
-      </w:pPr>
       <w:r>
         <w:rPr>
           <w:b/>
         </w:rPr>
-        <w:t>A.</w:t>
+        <w:t>Option 2.</w:t>
       </w:r>
       <w:r>
-        <w:t xml:space="preserve"> A short questionnaire is placed on each table. Customers who have criticism, praise, or suggestions are asked to complete the form and give it to their server.</w:t>
+        <w:t xml:space="preserve"> "Please answer the following questions based on your most recent stay at the Grand Seaside. Circle the answer that describes your experience at the hotel."</w:t>
       </w:r>
     </w:p>
     <w:p>
-      <w:pPr>
-        <w:pStyle w:val="ListBullet"/>
-      </w:pPr>
+      <w:r>
+        <w:t>Was the room clean? Yes / No · Was the room comfortable? Yes / No · Was the staff courteous? Yes / No · Was room service satisfactory? Yes / No · Was the parking adequate? Yes / No</w:t>
+      </w:r>
+    </w:p>
+    <w:p>
       <w:r>
         <w:rPr>
           <w:b/>
         </w:rPr>
-        <w:t>B.</w:t>
+        <w:t>Option 3.</w:t>
       </w:r>
       <w:r>
-        <w:t xml:space="preserve"> A trained interviewer visits each pub on an unannounced basis. Selected customers are interviewed as they are leaving the pub.</w:t>
-      </w:r>
-    </w:p>
-    <w:p>
-      <w:pPr>
-        <w:pStyle w:val="ListBullet"/>
-      </w:pPr>
-      <w:r>
-        <w:rPr>
-          <w:b/>
-        </w:rPr>
-        <w:t>C.</w:t>
-      </w:r>
-      <w:r>
-        <w:t xml:space="preserve"> Mr. Campion contracts with a customer-experience firm. At the bottom of each customer's receipt is a link to an online survey; customers who complete it receive a discount on their next visit.</w:t>
-      </w:r>
-    </w:p>
-    <w:p>
-      <w:pPr>
-        <w:pStyle w:val="ListBullet"/>
-      </w:pPr>
-      <w:r>
-        <w:rPr>
-          <w:b/>
-        </w:rPr>
-        <w:t>D.</w:t>
-      </w:r>
-      <w:r>
-        <w:t xml:space="preserve"> None of the above. Instead, rely on posts to sites like Yelp and Facebook to assess customer satisfaction.</w:t>
-      </w:r>
-    </w:p>
-    <w:p>
-      <w:r>
-        <w:t>Discuss the merits of these alternatives and indicate which, if any, you would recommend to Mr. Campion.</w:t>
+        <w:t xml:space="preserve"> "If you had $100 to give as a bonus to the people who served you during your recent stay at the Grand Seaside, how would you distribute the bonus? You can give as much or as little to each person or department, as long as the total sums to $100." — Front desk staff, Room service staff, Housekeeping staff, Bellhop, Concierge, Reservations staff, Restaurant staff, Other; Total = $100.</w:t>
       </w:r>
     </w:p>
     <w:p>
@@ -905,15 +938,16 @@
         <w:tblLook w:firstColumn="1" w:firstRow="1" w:lastColumn="0" w:lastRow="0" w:noHBand="0" w:noVBand="1" w:val="04A0"/>
       </w:tblPr>
       <w:tblGrid>
-        <w:gridCol w:w="3528"/>
-        <w:gridCol w:w="3528"/>
-        <w:gridCol w:w="3528"/>
-        <w:gridCol w:w="3528"/>
+        <w:gridCol w:w="2822"/>
+        <w:gridCol w:w="2822"/>
+        <w:gridCol w:w="2822"/>
+        <w:gridCol w:w="2822"/>
+        <w:gridCol w:w="2822"/>
       </w:tblGrid>
       <w:tr>
         <w:tc>
           <w:tcPr>
-            <w:tcW w:type="dxa" w:w="3528"/>
+            <w:tcW w:type="dxa" w:w="2822"/>
           </w:tcPr>
           <w:p>
             <w:r>
@@ -927,13 +961,13 @@
                 <w:b/>
                 <w:sz w:val="18"/>
               </w:rPr>
-              <w:t>Alternative</w:t>
+              <w:t>Option</w:t>
             </w:r>
           </w:p>
         </w:tc>
         <w:tc>
           <w:tcPr>
-            <w:tcW w:type="dxa" w:w="3528"/>
+            <w:tcW w:type="dxa" w:w="2822"/>
           </w:tcPr>
           <w:p>
             <w:r>
@@ -947,13 +981,13 @@
                 <w:b/>
                 <w:sz w:val="18"/>
               </w:rPr>
-              <w:t>Who ends up in the data (selection mechanism)</w:t>
+              <w:t>Advantages</w:t>
             </w:r>
           </w:p>
         </w:tc>
         <w:tc>
           <w:tcPr>
-            <w:tcW w:type="dxa" w:w="3528"/>
+            <w:tcW w:type="dxa" w:w="2822"/>
           </w:tcPr>
           <w:p>
             <w:r>
@@ -967,13 +1001,13 @@
                 <w:b/>
                 <w:sz w:val="18"/>
               </w:rPr>
-              <w:t>Merits</w:t>
+              <w:t>Disadvantages</w:t>
             </w:r>
           </w:p>
         </w:tc>
         <w:tc>
           <w:tcPr>
-            <w:tcW w:type="dxa" w:w="3528"/>
+            <w:tcW w:type="dxa" w:w="2822"/>
           </w:tcPr>
           <w:p>
             <w:r>
@@ -987,7 +1021,27 @@
                 <w:b/>
                 <w:sz w:val="18"/>
               </w:rPr>
-              <w:t>Drawbacks (bias, cost, what it can't detect)</w:t>
+              <w:t>Level of measurement + why (order? equal intervals? true zero?)</w:t>
+            </w:r>
+          </w:p>
+        </w:tc>
+        <w:tc>
+          <w:tcPr>
+            <w:tcW w:type="dxa" w:w="2822"/>
+          </w:tcPr>
+          <w:p>
+            <w:r>
+              <w:rPr>
+                <w:b/>
+                <w:sz w:val="18"/>
+              </w:rPr>
+            </w:r>
+            <w:r>
+              <w:rPr>
+                <w:b/>
+                <w:sz w:val="18"/>
+              </w:rPr>
+              <w:t>Statistics it permits</w:t>
             </w:r>
           </w:p>
         </w:tc>
@@ -995,7 +1049,7 @@
       <w:tr>
         <w:tc>
           <w:tcPr>
-            <w:tcW w:type="dxa" w:w="3528"/>
+            <w:tcW w:type="dxa" w:w="2822"/>
           </w:tcPr>
           <w:p>
             <w:r>
@@ -1007,13 +1061,13 @@
               <w:rPr>
                 <w:sz w:val="18"/>
               </w:rPr>
-              <w:t>A — Table comment card</w:t>
+              <w:t>Option 1 — % satisfaction scale</w:t>
             </w:r>
           </w:p>
         </w:tc>
         <w:tc>
           <w:tcPr>
-            <w:tcW w:type="dxa" w:w="3528"/>
+            <w:tcW w:type="dxa" w:w="2822"/>
           </w:tcPr>
           <w:p>
             <w:r>
@@ -1025,7 +1079,7 @@
         </w:tc>
         <w:tc>
           <w:tcPr>
-            <w:tcW w:type="dxa" w:w="3528"/>
+            <w:tcW w:type="dxa" w:w="2822"/>
           </w:tcPr>
           <w:p>
             <w:r>
@@ -1037,7 +1091,19 @@
         </w:tc>
         <w:tc>
           <w:tcPr>
-            <w:tcW w:type="dxa" w:w="3528"/>
+            <w:tcW w:type="dxa" w:w="2822"/>
+          </w:tcPr>
+          <w:p>
+            <w:r>
+              <w:rPr>
+                <w:sz w:val="18"/>
+              </w:rPr>
+            </w:r>
+          </w:p>
+        </w:tc>
+        <w:tc>
+          <w:tcPr>
+            <w:tcW w:type="dxa" w:w="2822"/>
           </w:tcPr>
           <w:p>
             <w:r>
@@ -1051,7 +1117,7 @@
       <w:tr>
         <w:tc>
           <w:tcPr>
-            <w:tcW w:type="dxa" w:w="3528"/>
+            <w:tcW w:type="dxa" w:w="2822"/>
           </w:tcPr>
           <w:p>
             <w:r>
@@ -1063,13 +1129,13 @@
               <w:rPr>
                 <w:sz w:val="18"/>
               </w:rPr>
-              <w:t>B — Unannounced exit interviews (trained interviewer)</w:t>
+              <w:t>Option 2 — Yes/No checklist</w:t>
             </w:r>
           </w:p>
         </w:tc>
         <w:tc>
           <w:tcPr>
-            <w:tcW w:type="dxa" w:w="3528"/>
+            <w:tcW w:type="dxa" w:w="2822"/>
           </w:tcPr>
           <w:p>
             <w:r>
@@ -1081,7 +1147,7 @@
         </w:tc>
         <w:tc>
           <w:tcPr>
-            <w:tcW w:type="dxa" w:w="3528"/>
+            <w:tcW w:type="dxa" w:w="2822"/>
           </w:tcPr>
           <w:p>
             <w:r>
@@ -1093,7 +1159,19 @@
         </w:tc>
         <w:tc>
           <w:tcPr>
-            <w:tcW w:type="dxa" w:w="3528"/>
+            <w:tcW w:type="dxa" w:w="2822"/>
+          </w:tcPr>
+          <w:p>
+            <w:r>
+              <w:rPr>
+                <w:sz w:val="18"/>
+              </w:rPr>
+            </w:r>
+          </w:p>
+        </w:tc>
+        <w:tc>
+          <w:tcPr>
+            <w:tcW w:type="dxa" w:w="2822"/>
           </w:tcPr>
           <w:p>
             <w:r>
@@ -1107,7 +1185,7 @@
       <w:tr>
         <w:tc>
           <w:tcPr>
-            <w:tcW w:type="dxa" w:w="3528"/>
+            <w:tcW w:type="dxa" w:w="2822"/>
           </w:tcPr>
           <w:p>
             <w:r>
@@ -1119,13 +1197,13 @@
               <w:rPr>
                 <w:sz w:val="18"/>
               </w:rPr>
-              <w:t>C — Receipt-link online survey + discount</w:t>
+              <w:t>Option 3 — $100 allocation</w:t>
             </w:r>
           </w:p>
         </w:tc>
         <w:tc>
           <w:tcPr>
-            <w:tcW w:type="dxa" w:w="3528"/>
+            <w:tcW w:type="dxa" w:w="2822"/>
           </w:tcPr>
           <w:p>
             <w:r>
@@ -1137,7 +1215,7 @@
         </w:tc>
         <w:tc>
           <w:tcPr>
-            <w:tcW w:type="dxa" w:w="3528"/>
+            <w:tcW w:type="dxa" w:w="2822"/>
           </w:tcPr>
           <w:p>
             <w:r>
@@ -1149,39 +1227,7 @@
         </w:tc>
         <w:tc>
           <w:tcPr>
-            <w:tcW w:type="dxa" w:w="3528"/>
-          </w:tcPr>
-          <w:p>
-            <w:r>
-              <w:rPr>
-                <w:sz w:val="18"/>
-              </w:rPr>
-            </w:r>
-          </w:p>
-        </w:tc>
-      </w:tr>
-      <w:tr>
-        <w:tc>
-          <w:tcPr>
-            <w:tcW w:type="dxa" w:w="3528"/>
-          </w:tcPr>
-          <w:p>
-            <w:r>
-              <w:rPr>
-                <w:sz w:val="18"/>
-              </w:rPr>
-            </w:r>
-            <w:r>
-              <w:rPr>
-                <w:sz w:val="18"/>
-              </w:rPr>
-              <w:t>D — Rely on Yelp / Facebook posts</w:t>
-            </w:r>
-          </w:p>
-        </w:tc>
-        <w:tc>
-          <w:tcPr>
-            <w:tcW w:type="dxa" w:w="3528"/>
+            <w:tcW w:type="dxa" w:w="2822"/>
           </w:tcPr>
           <w:p>
             <w:r>
@@ -1193,19 +1239,7 @@
         </w:tc>
         <w:tc>
           <w:tcPr>
-            <w:tcW w:type="dxa" w:w="3528"/>
-          </w:tcPr>
-          <w:p>
-            <w:r>
-              <w:rPr>
-                <w:sz w:val="18"/>
-              </w:rPr>
-            </w:r>
-          </w:p>
-        </w:tc>
-        <w:tc>
-          <w:tcPr>
-            <w:tcW w:type="dxa" w:w="3528"/>
+            <w:tcW w:type="dxa" w:w="2822"/>
           </w:tcPr>
           <w:p>
             <w:r>
@@ -1233,7 +1267,7 @@
         <w:rPr>
           <w:b/>
         </w:rPr>
-        <w:t>Recommendation to Mr. Campion + defense against the strongest rival (3–5 sentences):</w:t>
+        <w:t>Recommendation for Rachel Griggs + defense against the runner-up (3–5 sentences):</w:t>
       </w:r>
     </w:p>
     <w:p>

--- a/hub/files/Case4.docx
+++ b/hub/files/Case4.docx
@@ -57,7 +57,35 @@
                 <w:b/>
                 <w:sz w:val="19"/>
               </w:rPr>
-              <w:t>Participation component — presenting team (Team 3) scored on the rubric below; every team submits the filled worksheet</w:t>
+              <w:t xml:space="preserve">Write-up </w:t>
+            </w:r>
+            <w:r>
+              <w:rPr>
+                <w:b/>
+                <w:sz w:val="19"/>
+              </w:rPr>
+              <w:t>5 pts</w:t>
+            </w:r>
+            <w:r>
+              <w:rPr>
+                <w:b/>
+                <w:sz w:val="19"/>
+              </w:rPr>
+              <w:t xml:space="preserve"> (every team) + presentation </w:t>
+            </w:r>
+            <w:r>
+              <w:rPr>
+                <w:b/>
+                <w:sz w:val="19"/>
+              </w:rPr>
+              <w:t>20 pts</w:t>
+            </w:r>
+            <w:r>
+              <w:rPr>
+                <w:b/>
+                <w:sz w:val="19"/>
+              </w:rPr>
+              <w:t xml:space="preserve"> (Team 3, team-graded on the rubric below)</w:t>
             </w:r>
           </w:p>
         </w:tc>
@@ -244,6 +272,29 @@
       </w:pPr>
       <w:r>
         <w:t>Steps</w:t>
+      </w:r>
+    </w:p>
+    <w:p>
+      <w:r>
+        <w:t xml:space="preserve">*Voice-first prep: after reading the case yourself, talk it through with the </w:t>
+      </w:r>
+      <w:r>
+        <w:rPr>
+          <w:b/>
+        </w:rPr>
+        <w:t>AI voice tutor</w:t>
+      </w:r>
+      <w:r>
+        <w:t xml:space="preserve"> (ChatGPT voice mode; starter prompt posted with the case), with this week's assigned </w:t>
+      </w:r>
+      <w:r>
+        <w:rPr>
+          <w:b/>
+        </w:rPr>
+        <w:t>textbook chapter</w:t>
+      </w:r>
+      <w:r>
+        <w:t xml:space="preserve"> in hand as context — it quizzes and challenges rather than answering. Disclose the session in the AI reflection.*</w:t>
       </w:r>
     </w:p>
     <w:p>
@@ -446,7 +497,24 @@
     </w:p>
     <w:p>
       <w:r>
-        <w:t>Rubric applies to the presenting team; non-presenting teams earn participation credit for a complete, good-faith worksheet.</w:t>
+        <w:rPr>
+          <w:b/>
+        </w:rPr>
+        <w:t>Write-up (5 pts, every team including the presenters):</w:t>
+      </w:r>
+      <w:r>
+        <w:t xml:space="preserve"> graded on the same instrument for all teams — 5 = complete and substantially correct, with a specific AI reflection · 3 = complete but generic or with major errors · 0–1 = missing or perfunctory.</w:t>
+      </w:r>
+    </w:p>
+    <w:p>
+      <w:r>
+        <w:rPr>
+          <w:b/>
+        </w:rPr>
+        <w:t>Presentation (20 pts, Team 3 only, team-graded):</w:t>
+      </w:r>
+      <w:r>
+        <w:t xml:space="preserve"> scored on the rubric below.</w:t>
       </w:r>
     </w:p>
     <w:tbl>

--- a/hub/files/Case4.docx
+++ b/hub/files/Case4.docx
@@ -123,7 +123,7 @@
               <w:rPr>
                 <w:sz w:val="19"/>
               </w:rPr>
-              <w:t>Wed Sep 30, start of class (worksheet, all teams); Team 3 presents in class (Zoom) that day</w:t>
+              <w:t>Wed Sep 30, start of class (worksheet, all teams); Team 3 presents in class that day</w:t>
             </w:r>
           </w:p>
         </w:tc>

--- a/hub/files/Case4.docx
+++ b/hub/files/Case4.docx
@@ -223,13 +223,13 @@
         <w:t>Questionnaire design + measurement</w:t>
       </w:r>
       <w:r>
-        <w:t xml:space="preserve"> (watch the assigned pre-watch recordings first) → Practice — Summit Point round </w:t>
+        <w:t xml:space="preserve"> (watch the assigned pre-watch recordings first) → Practice — Summit Point </w:t>
       </w:r>
       <w:r>
         <w:rPr>
           <w:b/>
         </w:rPr>
-        <w:t>r08</w:t>
+        <w:t>Round 8</w:t>
       </w:r>
       <w:r>
         <w:t xml:space="preserve"> </w:t>
@@ -285,16 +285,16 @@
         <w:t>AI voice tutor</w:t>
       </w:r>
       <w:r>
-        <w:t xml:space="preserve"> (ChatGPT voice mode; starter prompt posted with the case), with this week's assigned </w:t>
+        <w:t xml:space="preserve"> (ChatGPT voice mode; starter prompt below) with the assigned textbook chapter — </w:t>
       </w:r>
       <w:r>
         <w:rPr>
           <w:b/>
         </w:rPr>
-        <w:t>textbook chapter</w:t>
+        <w:t>Ch. 7, Understanding Measurement, Developing Questions, and Designing the Questionnaire</w:t>
       </w:r>
       <w:r>
-        <w:t xml:space="preserve"> in hand as context — it quizzes and challenges rather than answering. Disclose the session in the AI reflection.*</w:t>
+        <w:t xml:space="preserve"> — in hand as context. The tutor quizzes and challenges rather than answering. Disclose the session in the AI reflection.*</w:t>
       </w:r>
     </w:p>
     <w:p>
@@ -396,7 +396,41 @@
         <w:t>Team 3 (presenters):</w:t>
       </w:r>
       <w:r>
-        <w:t xml:space="preserve"> watch the prior team's recording, then build a presentation that beats it — re-teach the format trade-offs and level-of-measurement calls better, critique the prior presentation, and run an interactive level-of-measurement exercise.</w:t>
+        <w:t xml:space="preserve"> build a fresh presentation that teaches why question format sets the level of measurement — and what that allows later — and add at least one thing that goes beyond the assigned recordings.</w:t>
+      </w:r>
+    </w:p>
+    <w:p>
+      <w:pPr>
+        <w:pStyle w:val="Heading2"/>
+      </w:pPr>
+      <w:r>
+        <w:t>AI voice tutor — starter prompt</w:t>
+      </w:r>
+    </w:p>
+    <w:p>
+      <w:r>
+        <w:t xml:space="preserve">Have </w:t>
+      </w:r>
+      <w:r>
+        <w:rPr>
+          <w:b/>
+        </w:rPr>
+        <w:t>Burns &amp; Veeck, *Marketing Research* (10th ed.), Ch. 7 — Understanding Measurement, Developing Questions, and Designing the Questionnaire</w:t>
+      </w:r>
+      <w:r>
+        <w:t xml:space="preserve"> open (eText or printout) during the session. Copy the prompt below into ChatGPT, switch to voice mode, and work the case out loud:</w:t>
+      </w:r>
+    </w:p>
+    <w:p>
+      <w:pPr>
+        <w:ind w:left="432"/>
+      </w:pPr>
+      <w:r>
+        <w:rPr>
+          <w:i/>
+          <w:sz w:val="19"/>
+        </w:rPr>
+        <w:t>You are my marketing-research case tutor. I am preparing the attached mini-case for IBM 3302. I also have the assigned textbook chapter in front of me — when I cite it, push me to connect the concept to the case. Your rules: quiz me and challenge my positions with follow-up questions; never give me the answer outright; when I'm vague, demand the specific concept, variable, or decision rule; end by making me state my team's final answers out loud so I can write them down. Start by asking me what the case's core decision is.</w:t>
       </w:r>
     </w:p>
     <w:p>
@@ -462,37 +496,37 @@
         <w:rPr>
           <w:b/>
         </w:rPr>
-        <w:t>The benchmark (Team 3):</w:t>
+        <w:t>The presentation (Team 3):</w:t>
       </w:r>
       <w:r>
-        <w:t xml:space="preserve"> the prior semester's recorded presentation of this case is posted on Canvas — your job is to beat it: (1) re-teach at least one key concept </w:t>
+        <w:t xml:space="preserve"> present fresh — there is no prior recording to study. In a </w:t>
       </w:r>
       <w:r>
         <w:rPr>
           <w:b/>
         </w:rPr>
-        <w:t>better</w:t>
+        <w:t>20-minute block (15 min presentation + 5 min Q&amp;A)</w:t>
       </w:r>
       <w:r>
-        <w:t xml:space="preserve"> than the recording, (2) critique the prior presentation — what worked, what misled, what was missed — and (3) run an </w:t>
+        <w:t xml:space="preserve">: (1) </w:t>
       </w:r>
       <w:r>
         <w:rPr>
           <w:b/>
         </w:rPr>
-        <w:t>original interactive exercise</w:t>
+        <w:t>teach the case's key idea</w:t>
       </w:r>
       <w:r>
-        <w:t xml:space="preserve"> with the class. </w:t>
+        <w:t xml:space="preserve"> clearly enough that a classmate could apply it on the quiz, and (2) go </w:t>
       </w:r>
       <w:r>
         <w:rPr>
           <w:b/>
         </w:rPr>
-        <w:t>20-minute block: 15 min presentation + 5 min Q&amp;A.</w:t>
+        <w:t>beyond the assigned recording</w:t>
       </w:r>
       <w:r>
-        <w:t xml:space="preserve"> If no prior recording exists for this case, the instructor's Case-1 demo is the benchmark.</w:t>
+        <w:t xml:space="preserve"> in at least one way — an example, pitfall, demonstration, or application it doesn't cover (where no recording is assigned that week, go beyond the textbook chapter). My Case-1 demo models the format.</w:t>
       </w:r>
     </w:p>
     <w:p>
@@ -717,7 +751,7 @@
               <w:rPr>
                 <w:sz w:val="19"/>
               </w:rPr>
-              <w:t>Beat the benchmark: re-teach &amp; critique</w:t>
+              <w:t>Teach the key idea</w:t>
             </w:r>
           </w:p>
         </w:tc>
@@ -753,7 +787,7 @@
               <w:rPr>
                 <w:sz w:val="19"/>
               </w:rPr>
-              <w:t>The why behind each level call taught measurably better than the prior recording; the critique names specifics, not vibes</w:t>
+              <w:t>The why behind each level-of-measurement call taught clearly enough to apply; format trade-offs argued, not asserted</w:t>
             </w:r>
           </w:p>
         </w:tc>
@@ -773,7 +807,7 @@
               <w:rPr>
                 <w:sz w:val="19"/>
               </w:rPr>
-              <w:t>Interactive exercise &amp; delivery</w:t>
+              <w:t>Beyond the recording &amp; delivery</w:t>
             </w:r>
           </w:p>
         </w:tc>
@@ -809,7 +843,7 @@
               <w:rPr>
                 <w:sz w:val="19"/>
               </w:rPr>
-              <w:t>Original exercise that makes the class apply the skill; 15 min + 5 Q&amp;A, clear slides, run to time</w:t>
+              <w:t>At least one specific contribution the assigned recording doesn't cover; the class engaged (a question, quick poll, or short exercise); 15 min + 5 Q&amp;A, run to time</w:t>
             </w:r>
           </w:p>
         </w:tc>

--- a/hub/files/Case4.docx
+++ b/hub/files/Case4.docx
@@ -223,7 +223,7 @@
         <w:t>Questionnaire design + measurement</w:t>
       </w:r>
       <w:r>
-        <w:t xml:space="preserve"> (watch the assigned pre-watch recordings first) → Practice — Summit Point </w:t>
+        <w:t xml:space="preserve"> (live lecture) → Practice — Summit Point </w:t>
       </w:r>
       <w:r>
         <w:rPr>
@@ -396,7 +396,7 @@
         <w:t>Team 3 (presenters):</w:t>
       </w:r>
       <w:r>
-        <w:t xml:space="preserve"> build a fresh presentation that teaches why question format sets the level of measurement — and what that allows later — and add at least one thing that goes beyond the assigned recordings.</w:t>
+        <w:t xml:space="preserve"> build a fresh presentation that teaches why question format sets the level of measurement — and what that allows later — and add at least one thing that goes beyond the Monday lectures.</w:t>
       </w:r>
     </w:p>
     <w:p>
@@ -523,7 +523,7 @@
         <w:rPr>
           <w:b/>
         </w:rPr>
-        <w:t>beyond the assigned recording</w:t>
+        <w:t>beyond the Monday lecture</w:t>
       </w:r>
       <w:r>
         <w:t xml:space="preserve"> in at least one way — an example, pitfall, demonstration, or application it doesn't cover (where no recording is assigned that week, go beyond the textbook chapter). My Case-1 demo models the format.</w:t>
@@ -807,7 +807,7 @@
               <w:rPr>
                 <w:sz w:val="19"/>
               </w:rPr>
-              <w:t>Beyond the recording &amp; delivery</w:t>
+              <w:t>Beyond the lecture &amp; delivery</w:t>
             </w:r>
           </w:p>
         </w:tc>
@@ -843,7 +843,7 @@
               <w:rPr>
                 <w:sz w:val="19"/>
               </w:rPr>
-              <w:t>At least one specific contribution the assigned recording doesn't cover; the class engaged (a question, quick poll, or short exercise); 15 min + 5 Q&amp;A, run to time</w:t>
+              <w:t>At least one specific contribution the Monday lecture and the textbook chapter don't cover; the class engaged (a question, quick poll, or short exercise); 15 min + 5 Q&amp;A, run to time</w:t>
             </w:r>
           </w:p>
         </w:tc>
